--- a/CU/CU-22.docx
+++ b/CU/CU-22.docx
@@ -208,6 +208,13 @@
                 <w:szCs w:val="22"/>
               </w:rPr>
               <w:t>Usuario administrador</w:t>
+            </w:r>
+            <w:r>
+              <w:rPr>
+                <w:sz w:val="22"/>
+                <w:szCs w:val="22"/>
+              </w:rPr>
+              <w:t xml:space="preserve"> u auxiliar</w:t>
             </w:r>
           </w:p>
         </w:tc>
@@ -2261,6 +2268,7 @@
   <w:style w:type="character" w:default="1" w:styleId="DefaultParagraphFont">
     <w:name w:val="Default Paragraph Font"/>
     <w:uiPriority w:val="1"/>
+    <w:semiHidden/>
     <w:unhideWhenUsed/>
   </w:style>
   <w:style w:type="table" w:default="1" w:styleId="TableNormal">
